--- a/java_core/misc/assignment/java_core/day_12/bai_tap_oop_3.docx
+++ b/java_core/misc/assignment/java_core/day_12/bai_tap_oop_3.docx
@@ -19,7 +19,22 @@
           <w:rFonts w:hint="default" w:ascii="Times New Roman" w:hAnsi="Times New Roman" w:cs="Times New Roman"/>
           <w:shd w:val="clear" w:color="auto" w:fill="343541"/>
         </w:rPr>
-        <w:t xml:space="preserve">Tạo một lớp </w:t>
+        <w:t>Tạo một lớp</w:t>
+      </w:r>
+      <w:r>
+        <w:rPr>
+          <w:rFonts w:hint="default" w:ascii="Times New Roman" w:hAnsi="Times New Roman" w:cs="Times New Roman"/>
+          <w:shd w:val="clear" w:color="auto" w:fill="343541"/>
+          <w:lang w:val="en-US"/>
+        </w:rPr>
+        <w:tab/>
+      </w:r>
+      <w:r>
+        <w:rPr>
+          <w:rFonts w:hint="default" w:ascii="Times New Roman" w:hAnsi="Times New Roman" w:cs="Times New Roman"/>
+          <w:shd w:val="clear" w:color="auto" w:fill="343541"/>
+        </w:rPr>
+        <w:t xml:space="preserve"> </w:t>
       </w:r>
       <w:r>
         <w:rPr>
@@ -190,7 +205,26 @@
           <w:kern w:val="0"/>
           <w14:ligatures w14:val="none"/>
         </w:rPr>
-        <w:t xml:space="preserve">Lớp cơ sở: </w:t>
+        <w:t>Lớp cơ</w:t>
+      </w:r>
+      <w:r>
+        <w:rPr>
+          <w:rFonts w:hint="default" w:ascii="Times New Roman" w:hAnsi="Times New Roman" w:eastAsia="Times New Roman" w:cs="Times New Roman"/>
+          <w:color w:val="FF0000"/>
+          <w:kern w:val="0"/>
+          <w:lang w:val="en-US"/>
+          <w14:ligatures w14:val="none"/>
+        </w:rPr>
+        <w:tab/>
+      </w:r>
+      <w:r>
+        <w:rPr>
+          <w:rFonts w:hint="default" w:ascii="Times New Roman" w:hAnsi="Times New Roman" w:eastAsia="Times New Roman" w:cs="Times New Roman"/>
+          <w:color w:val="FF0000"/>
+          <w:kern w:val="0"/>
+          <w14:ligatures w14:val="none"/>
+        </w:rPr>
+        <w:t xml:space="preserve"> sở: </w:t>
       </w:r>
       <w:r>
         <w:rPr>
@@ -299,7 +333,18 @@
           <w:kern w:val="0"/>
           <w14:ligatures w14:val="none"/>
         </w:rPr>
-        <w:t>Thuộc tính: Hãng sản xuất, màu sắc, năm sản xuất.</w:t>
+        <w:t>Thuộc tính</w:t>
+      </w:r>
+      <w:bookmarkStart w:id="0" w:name="_GoBack"/>
+      <w:bookmarkEnd w:id="0"/>
+      <w:r>
+        <w:rPr>
+          <w:rFonts w:hint="default" w:ascii="Times New Roman" w:hAnsi="Times New Roman" w:eastAsia="Times New Roman" w:cs="Times New Roman"/>
+          <w:color w:val="FF0000"/>
+          <w:kern w:val="0"/>
+          <w14:ligatures w14:val="none"/>
+        </w:rPr>
+        <w:t>: Hãng sản xuất, màu sắc, năm sản xuất.</w:t>
       </w:r>
     </w:p>
     <w:p>
@@ -566,8 +611,6 @@
           <w:lang w:val="en-US"/>
         </w:rPr>
       </w:pPr>
-      <w:bookmarkStart w:id="0" w:name="_GoBack"/>
-      <w:bookmarkEnd w:id="0"/>
     </w:p>
     <w:sectPr>
       <w:pgSz w:w="12240" w:h="15840"/>
